--- a/Volume 1/Chapter 02 - Language Fundamentals/SPA_Vol1_Ch2_Lesson2_4a_EXTENDED_Conditions.docx
+++ b/Volume 1/Chapter 02 - Language Fundamentals/SPA_Vol1_Ch2_Lesson2_4a_EXTENDED_Conditions.docx
@@ -795,7 +795,6 @@
     <w:p>
       <w:pPr>
         <w:pStyle w:val="CommandBlock"/>
-        <w:keepNext/>
       </w:pPr>
       <w:r>
         <w:t xml:space="preserve">    Out-Null</w:t>
@@ -803,42 +802,136 @@
     </w:p>
     <w:p>
       <w:pPr>
+        <w:keepNext/>
+      </w:pPr>
+    </w:p>
+    <w:p>
+      <w:pPr>
+        <w:keepNext/>
+      </w:pPr>
+      <w:r>
+        <w:t>Next, let the tools create the Rust and Solidity projects: cargo init writes Cargo.toml, Remove-Item deletes the starter main.rs because the programs are in src\bin, and forge init --empty makes the Foundry project.</w:t>
+      </w:r>
+    </w:p>
+    <w:p>
+      <w:pPr>
+        <w:keepNext/>
+      </w:pPr>
+    </w:p>
+    <w:p>
+      <w:pPr>
         <w:pStyle w:val="CommandBlock"/>
         <w:keepNext/>
       </w:pPr>
       <w:r>
-        <w:t>New-Item -ItemType Directory -Force `</w:t>
+        <w:t>cargo init .\rust --name conditions --vcs none</w:t>
       </w:r>
     </w:p>
     <w:p>
       <w:pPr>
         <w:pStyle w:val="CommandBlock"/>
-      </w:pPr>
-      <w:r>
-        <w:t xml:space="preserve">    "$HOME\spa\lesson-2.4-extended\solidity\script" | Out-Null</w:t>
-      </w:r>
-    </w:p>
-    <w:p>
-      <w:pPr>
-        <w:keepNext/>
-      </w:pPr>
-    </w:p>
-    <w:p>
-      <w:pPr>
-        <w:keepNext/>
-      </w:pPr>
-      <w:r>
-        <w:t>Save each file from this lesson into the matching path in the project layout. As in Chapter 1, notepad .\rust\Cargo.toml creates and opens one: choose Yes, type the file, save it with Ctrl+S, and close Notepad. Then install forge-std, Foundry's standard library, into the Solidity project. Linux Assembly runs in WSL or on a Linux computer.</w:t>
-      </w:r>
-    </w:p>
-    <w:p>
-      <w:pPr>
-        <w:keepNext/>
-      </w:pPr>
+        <w:keepNext/>
+      </w:pPr>
+      <w:r>
+        <w:t>Remove-Item .\rust\src\main.rs</w:t>
+      </w:r>
     </w:p>
     <w:p>
       <w:pPr>
         <w:pStyle w:val="CommandBlock"/>
+      </w:pPr>
+      <w:r>
+        <w:t>forge init .\solidity --empty --no-git --offline</w:t>
+      </w:r>
+    </w:p>
+    <w:p>
+      <w:pPr>
+        <w:keepNext/>
+      </w:pPr>
+    </w:p>
+    <w:p>
+      <w:r>
+        <w:t>Then replace the foundry.toml that forge init wrote with this lesson's settings. notepad .\solidity\foundry.toml opens it: select everything with Ctrl+A, type the file below in its place, save it with Ctrl+S, and close Notepad.</w:t>
+      </w:r>
+    </w:p>
+    <w:p>
+      <w:pPr>
+        <w:keepNext/>
+      </w:pPr>
+    </w:p>
+    <w:p>
+      <w:pPr>
+        <w:pStyle w:val="Heading3"/>
+      </w:pPr>
+      <w:r>
+        <w:t>solidity/foundry.toml</w:t>
+      </w:r>
+    </w:p>
+    <w:p>
+      <w:pPr>
+        <w:pStyle w:val="SourceCode"/>
+        <w:keepNext/>
+      </w:pPr>
+      <w:r>
+        <w:t>[profile.default]</w:t>
+      </w:r>
+    </w:p>
+    <w:p>
+      <w:pPr>
+        <w:pStyle w:val="SourceCode"/>
+        <w:keepNext/>
+      </w:pPr>
+      <w:r>
+        <w:t># The scripts in script/ are the only Solidity sources in this project.</w:t>
+      </w:r>
+    </w:p>
+    <w:p>
+      <w:pPr>
+        <w:pStyle w:val="SourceCode"/>
+        <w:keepNext/>
+      </w:pPr>
+      <w:r>
+        <w:t>src = "script"</w:t>
+      </w:r>
+    </w:p>
+    <w:p>
+      <w:pPr>
+        <w:pStyle w:val="SourceCode"/>
+        <w:keepNext/>
+      </w:pPr>
+      <w:r>
+        <w:t># forge install puts forge-std in lib/.</w:t>
+      </w:r>
+    </w:p>
+    <w:p>
+      <w:pPr>
+        <w:pStyle w:val="SourceCode"/>
+      </w:pPr>
+      <w:r>
+        <w:t>libs = ["lib"]</w:t>
+      </w:r>
+    </w:p>
+    <w:p>
+      <w:pPr>
+        <w:keepNext/>
+      </w:pPr>
+    </w:p>
+    <w:p>
+      <w:pPr>
+        <w:keepNext/>
+      </w:pPr>
+      <w:r>
+        <w:t>Then install forge-std, Foundry's standard library, into the Solidity project.</w:t>
+      </w:r>
+    </w:p>
+    <w:p>
+      <w:pPr>
+        <w:keepNext/>
+      </w:pPr>
+    </w:p>
+    <w:p>
+      <w:pPr>
+        <w:pStyle w:val="CommandBlock"/>
         <w:keepNext/>
       </w:pPr>
       <w:r>
@@ -868,6 +961,16 @@
       </w:pPr>
     </w:p>
     <w:p>
+      <w:r>
+        <w:t>You save each source file in its language's section below, as each is shown. As in Chapter 1, notepad .\rust\src\bin\basic_conditions.rs creates and opens one: choose Yes, type the file, save it with Ctrl+S, and close Notepad. Linux Assembly runs in WSL or on a Linux computer.</w:t>
+      </w:r>
+    </w:p>
+    <w:p>
+      <w:pPr>
+        <w:keepNext/>
+      </w:pPr>
+    </w:p>
+    <w:p>
       <w:pPr>
         <w:keepNext/>
       </w:pPr>
@@ -908,7 +1011,7 @@
         <w:keepNext/>
       </w:pPr>
       <w:r>
-        <w:t>mkdir -p "$HOME/spa/lesson-2.4-extended/"{rust/src/bin,solidity/script}</w:t>
+        <w:t>mkdir -p "$HOME/spa/lesson-2.4-extended/rust/src/bin"</w:t>
       </w:r>
     </w:p>
     <w:p>
@@ -929,7 +1032,7 @@
         <w:keepNext/>
       </w:pPr>
       <w:r>
-        <w:t>Save each file from this lesson into the matching path in the project layout. As in Chapter 1, nano ./rust/Cargo.toml creates and opens one: type the file, then save and close it with Ctrl+O, Enter, then Ctrl+X. Then install forge-std.</w:t>
+        <w:t>Then create the Rust and Solidity projects with the same commands as on Windows; rm deletes the starter main.rs.</w:t>
       </w:r>
     </w:p>
     <w:p>
@@ -940,6 +1043,50 @@
     <w:p>
       <w:pPr>
         <w:pStyle w:val="CommandBlock"/>
+        <w:keepNext/>
+      </w:pPr>
+      <w:r>
+        <w:t>cargo init ./rust --name conditions --vcs none</w:t>
+      </w:r>
+    </w:p>
+    <w:p>
+      <w:pPr>
+        <w:pStyle w:val="CommandBlock"/>
+        <w:keepNext/>
+      </w:pPr>
+      <w:r>
+        <w:t>rm ./rust/src/main.rs</w:t>
+      </w:r>
+    </w:p>
+    <w:p>
+      <w:pPr>
+        <w:pStyle w:val="CommandBlock"/>
+      </w:pPr>
+      <w:r>
+        <w:t>forge init ./solidity --empty --no-git --offline</w:t>
+      </w:r>
+    </w:p>
+    <w:p>
+      <w:pPr>
+        <w:keepNext/>
+      </w:pPr>
+    </w:p>
+    <w:p>
+      <w:pPr>
+        <w:keepNext/>
+      </w:pPr>
+      <w:r>
+        <w:t>Replace solidity/foundry.toml with the file shown in the Windows setup; nano ./solidity/foundry.toml opens it. Then install forge-std.</w:t>
+      </w:r>
+    </w:p>
+    <w:p>
+      <w:pPr>
+        <w:keepNext/>
+      </w:pPr>
+    </w:p>
+    <w:p>
+      <w:pPr>
+        <w:pStyle w:val="CommandBlock"/>
       </w:pPr>
       <w:r>
         <w:t>(cd ./solidity &amp;&amp; forge install foundry-rs/forge-std@v1.16.2 --no-git)</w:t>
@@ -951,6 +1098,16 @@
       </w:pPr>
     </w:p>
     <w:p>
+      <w:r>
+        <w:t>You save each source file in its language's section below, as each is shown. As in Chapter 1, nano ./rust/src/bin/basic_conditions.rs creates and opens one: type the file, then save and close it with Ctrl+O, Enter, then Ctrl+X.</w:t>
+      </w:r>
+    </w:p>
+    <w:p>
+      <w:pPr>
+        <w:keepNext/>
+      </w:pPr>
+    </w:p>
+    <w:p>
       <w:pPr>
         <w:keepNext/>
       </w:pPr>
@@ -16341,6 +16498,11 @@
       </w:r>
     </w:p>
     <w:p>
+      <w:r>
+        <w:t>This is the Cargo.toml that cargo init wrote, shown here so you can check yours. The [package] lines match; yours also ends with an empty [dependencies] heading, and the lines that start with # are notes for you, not something cargo writes.</w:t>
+      </w:r>
+    </w:p>
+    <w:p>
       <w:pPr>
         <w:keepNext/>
       </w:pPr>
@@ -16415,68 +16577,6 @@
       </w:pPr>
       <w:r>
         <w:t># basic_conditions and conditions.</w:t>
-      </w:r>
-    </w:p>
-    <w:p>
-      <w:pPr>
-        <w:keepNext/>
-      </w:pPr>
-    </w:p>
-    <w:p>
-      <w:pPr>
-        <w:keepNext/>
-      </w:pPr>
-    </w:p>
-    <w:p>
-      <w:pPr>
-        <w:pStyle w:val="Heading2"/>
-      </w:pPr>
-      <w:r>
-        <w:t>solidity/foundry.toml</w:t>
-      </w:r>
-    </w:p>
-    <w:p>
-      <w:pPr>
-        <w:pStyle w:val="SourceCode"/>
-        <w:keepNext/>
-      </w:pPr>
-      <w:r>
-        <w:t>[profile.default]</w:t>
-      </w:r>
-    </w:p>
-    <w:p>
-      <w:pPr>
-        <w:pStyle w:val="SourceCode"/>
-        <w:keepNext/>
-      </w:pPr>
-      <w:r>
-        <w:t># The scripts in script/ are the only Solidity sources in this project.</w:t>
-      </w:r>
-    </w:p>
-    <w:p>
-      <w:pPr>
-        <w:pStyle w:val="SourceCode"/>
-        <w:keepNext/>
-      </w:pPr>
-      <w:r>
-        <w:t>src = "script"</w:t>
-      </w:r>
-    </w:p>
-    <w:p>
-      <w:pPr>
-        <w:pStyle w:val="SourceCode"/>
-        <w:keepNext/>
-      </w:pPr>
-      <w:r>
-        <w:t># forge install puts forge-std in lib/.</w:t>
-      </w:r>
-    </w:p>
-    <w:p>
-      <w:pPr>
-        <w:pStyle w:val="SourceCode"/>
-      </w:pPr>
-      <w:r>
-        <w:t>libs = ["lib"]</w:t>
       </w:r>
     </w:p>
     <w:p>
@@ -17819,31 +17919,31 @@
       </w:rPr>
     </w:lvl>
   </w:abstractNum>
-  <w:num w:numId="1" w16cid:durableId="1379352194">
+  <w:num w:numId="1" w16cid:durableId="990452426">
     <w:abstractNumId w:val="8"/>
   </w:num>
-  <w:num w:numId="2" w16cid:durableId="1255360649">
+  <w:num w:numId="2" w16cid:durableId="1863010209">
     <w:abstractNumId w:val="6"/>
   </w:num>
-  <w:num w:numId="3" w16cid:durableId="2045207110">
+  <w:num w:numId="3" w16cid:durableId="1480266897">
     <w:abstractNumId w:val="5"/>
   </w:num>
-  <w:num w:numId="4" w16cid:durableId="1410806314">
+  <w:num w:numId="4" w16cid:durableId="88160776">
     <w:abstractNumId w:val="4"/>
   </w:num>
-  <w:num w:numId="5" w16cid:durableId="2034722720">
+  <w:num w:numId="5" w16cid:durableId="1915578090">
     <w:abstractNumId w:val="7"/>
   </w:num>
-  <w:num w:numId="6" w16cid:durableId="1161043750">
+  <w:num w:numId="6" w16cid:durableId="56518918">
     <w:abstractNumId w:val="3"/>
   </w:num>
-  <w:num w:numId="7" w16cid:durableId="519394285">
+  <w:num w:numId="7" w16cid:durableId="2111125268">
     <w:abstractNumId w:val="2"/>
   </w:num>
-  <w:num w:numId="8" w16cid:durableId="443185421">
+  <w:num w:numId="8" w16cid:durableId="1429697753">
     <w:abstractNumId w:val="1"/>
   </w:num>
-  <w:num w:numId="9" w16cid:durableId="2042002634">
+  <w:num w:numId="9" w16cid:durableId="1752694973">
     <w:abstractNumId w:val="0"/>
   </w:num>
 </w:numbering>

--- a/Volume 1/Chapter 02 - Language Fundamentals/SPA_Vol1_Ch2_Lesson2_4a_EXTENDED_Conditions.docx
+++ b/Volume 1/Chapter 02 - Language Fundamentals/SPA_Vol1_Ch2_Lesson2_4a_EXTENDED_Conditions.docx
@@ -6082,10 +6082,7 @@
     </w:p>
     <w:p>
       <w:r>
-        <w:t>The production-minded version makes the same decisions and prints the same report, without the Switch lines: a program needs each decision only once. It adds one habit that matters for conditions: every limit a condition tests, such as 443 or 80, is a named equ constant. A condition then reads as words, such as CPU percent greater than the warning percent, and a rule changes in exactly one place. The 0 and 100 in the disk check stay numbers, because they are not limits: 0 means no disk, and 100 turns a frac</w:t>
-      </w:r>
-      <w:r>
-        <w:t>tion into a percent. Each function also keeps the contract comment from Lesson 2.3a, which states its boundary: exactly 80 percent is Normal.</w:t>
+        <w:t>The production-minded version makes the same decisions and prints the same report, without the Switch lines: a program needs each decision only once. It adds one habit that matters for conditions: every limit a condition tests, such as 443 or 80, is a named equ constant. A condition then reads as words, such as CPU percent greater than the warning percent, and a rule changes in exactly one place. The 0 and 100 in the disk check stay numbers, because they are not limits: 0 means no disk, and 100 turns a fraction into a percent. Each function also keeps the contract comment from Lesson 2.3a, which states its boundary: exactly 80 percent is Normal.</w:t>
       </w:r>
     </w:p>
     <w:p>
@@ -10913,10 +10910,7 @@
     </w:p>
     <w:p>
       <w:r>
-        <w:t>The production-minded version makes the same decisions and prints the same report, without the Switch lines: a program needs each decision only once. It adds one habit that matters for conditions: every limit a condition tests, such as 443 or 80, is a named const. A condition then reads as words, such as CPU percent greater than the warning percent, and a rule changes in exactly one place. The 0 and 100 in the disk check stay numbers, because they are not limits: 0 means no disk, and 100 turns a fraction in</w:t>
-      </w:r>
-      <w:r>
-        <w:t>to a percent. Each function's /// comment also states its boundary: exactly 80 percent is Normal.</w:t>
+        <w:t>The production-minded version makes the same decisions and prints the same report, without the Switch lines: a program needs each decision only once. It adds one habit that matters for conditions: every limit a condition tests, such as 443 or 80, is a named const. A condition then reads as words, such as CPU percent greater than the warning percent, and a rule changes in exactly one place. The 0 and 100 in the disk check stay numbers, because they are not limits: 0 means no disk, and 100 turns a fraction into a percent. Each function's /// comment also states its boundary: exactly 80 percent is Normal.</w:t>
       </w:r>
     </w:p>
     <w:p>
@@ -13211,10 +13205,7 @@
     </w:p>
     <w:p>
       <w:r>
-        <w:t>The production-minded version makes the same decisions and prints the same report, without the Switch lines: a program needs each decision only once. It adds one habit that matters for conditions: every limit a condition tests, such as 443 or 80, is a named -define macro. A condition then reads as words, such as CPU percent greater than the warning percent, and a rule changes in exactly one place. The 0 and 100 in the disk check stay numbers, because they are not limits: 0 means no disk, and 100 turns a fra</w:t>
-      </w:r>
-      <w:r>
-        <w:t>ction into a percent. Each function also keeps its -spec line from Lesson 2.2a, and its comment states its boundary: exactly 80 percent is Normal.</w:t>
+        <w:t>The production-minded version makes the same decisions and prints the same report, without the Switch lines: a program needs each decision only once. It adds one habit that matters for conditions: every limit a condition tests, such as 443 or 80, is a named -define macro. A condition then reads as words, such as CPU percent greater than the warning percent, and a rule changes in exactly one place. The 0 and 100 in the disk check stay numbers, because they are not limits: 0 means no disk, and 100 turns a fraction into a percent. Each function also keeps its -spec line from Lesson 2.2a, and its comment states its boundary: exactly 80 percent is Normal.</w:t>
       </w:r>
     </w:p>
     <w:p>
@@ -15414,10 +15405,7 @@
     </w:p>
     <w:p>
       <w:r>
-        <w:t>The production-minded version makes the same decisions and prints the same report. It adds one habit that matters for conditions: every limit a condition tests, such as 443 or 80, is a named constant. A condition then reads as words, such as CPU percent greater than the warning percent, and a rule changes in exactly one place. The 0 and 100 in the disk check stay numbers, because they are not limits: 0 means no disk, and 100 turns a fraction into a percent. Its NatSpec comments from Lesson 2.2a also state e</w:t>
-      </w:r>
-      <w:r>
-        <w:t>ach function's boundary: exactly 80 percent is Normal.</w:t>
+        <w:t>The production-minded version makes the same decisions and prints the same report. It adds one habit that matters for conditions: every limit a condition tests, such as 443 or 80, is a named constant. A condition then reads as words, such as CPU percent greater than the warning percent, and a rule changes in exactly one place. The 0 and 100 in the disk check stay numbers, because they are not limits: 0 means no disk, and 100 turns a fraction into a percent. Its NatSpec comments from Lesson 2.2a also state each function's boundary: exactly 80 percent is Normal.</w:t>
       </w:r>
     </w:p>
     <w:p>
@@ -16987,10 +16975,7 @@
     </w:p>
     <w:p>
       <w:r>
-        <w:t>These are the first decisions of both Chapter 2 projects, in the Extended languages. The Command-Line Survey Application uses conditions for basic choices: classify_port will name the service behind the port answer from Lesson 2.3a, and check_port_number will tell the user when a port is out of range, once Lesson 2.11 converts the answer to a number. The System Information Utility will use classify_cpu's pattern, a named limit compared with a measured value, to flag a reading that needs attention, and check</w:t>
-      </w:r>
-      <w:r>
-        <w:t>_disk is its disk check, whose guard keeps a disk with no size from stopping the report.</w:t>
+        <w:t>These are the first decisions of both Chapter 2 projects, in the Extended languages. The Command-Line Survey Application uses conditions for basic choices: classify_port will name the service behind the port answer from Lesson 2.3a, and check_port_number will tell the user when a port is out of range, once Lesson 2.11 converts the answer to a number. The System Information Utility will use classify_cpu's pattern, a named limit compared with a measured value, to flag a reading that needs attention, and check_disk is its disk check, whose guard keeps a disk with no size from stopping the report.</w:t>
       </w:r>
     </w:p>
     <w:p>
@@ -17353,10 +17338,7 @@
     </w:p>
     <w:p>
       <w:r>
-        <w:t xml:space="preserve">Now suppose your team decides that exactly 80 percent should already warn. Change the Warning test to greater than or equal: &gt; becomes &gt;= in Rust, Erlang, and Solidity, and jg .warning becomes jge .warning (jump if greater or equal) in Assembly. Run the program again. CPU 80%: Warning must appear, and the output must match the Required Challenge Output below; with the Exercise as well, it must match the Required Combined Output after it. Update the function's comment too, because the boundary it states has </w:t>
-      </w:r>
-      <w:r>
-        <w:t>changed.</w:t>
+        <w:t>Now suppose your team decides that exactly 80 percent should already warn. Change the Warning test to greater than or equal: &gt; becomes &gt;= in Rust, Erlang, and Solidity, and jg .warning becomes jge .warning (jump if greater or equal) in Assembly. Run the program again. CPU 80%: Warning must appear, and the output must match the Required Challenge Output below; with the Exercise as well, it must match the Required Combined Output after it. Update the function's comment too, because the boundary it states has changed.</w:t>
       </w:r>
     </w:p>
     <w:p>
@@ -17730,10 +17712,7 @@
     </w:p>
     <w:p>
       <w:r>
-        <w:t>Every language decides the same way: test a condition, run the branch that matches, and fall through to a last branch when nothing does. Assembly shows the machinery underneath: cmp sets the flags, and a jump reads them. Rust and Erlang treat if as a value, so they need no ? :, Erlang spells its else as true, and Solidity decides exactly as C does, without a switch. A guard on the left of || (orelse) protects a risky test on the right, and in Assembly that guard is simply the order of the jumps. Lesson 2.5a</w:t>
-      </w:r>
-      <w:r>
-        <w:t xml:space="preserve"> repeats work with loops, which run while a condition stays true.</w:t>
+        <w:t>Every language decides the same way: test a condition, run the branch that matches, and fall through to a last branch when nothing does. Assembly shows the machinery underneath: cmp sets the flags, and a jump reads them. Rust and Erlang treat if as a value, so they need no ? :, Erlang spells its else as true, and Solidity decides exactly as C does, without a switch. A guard on the left of || (orelse) protects a risky test on the right, and in Assembly that guard is simply the order of the jumps. Lesson 2.5a repeats work with loops, which run while a condition stays true.</w:t>
       </w:r>
     </w:p>
     <w:sectPr>
